--- a/defense/docs/reviews/official_reviewer_review_en.docx
+++ b/defense/docs/reviews/official_reviewer_review_en.docx
@@ -51,6 +51,10 @@
         <w:gridCol w:w="3642"/>
       </w:tblGrid>
       <w:tr>
+        <w:trPr>
+          <w:tblHeader/>
+          <w:cantSplit/>
+        </w:trPr>
         <w:tc>
           <w:tcPr>
             <w:tcW w:type="dxa" w:w="583"/>
@@ -141,6 +145,9 @@
         </w:tc>
       </w:tr>
       <w:tr>
+        <w:trPr>
+          <w:cantSplit/>
+        </w:trPr>
         <w:tc>
           <w:tcPr>
             <w:tcW w:type="dxa" w:w="583"/>
@@ -359,6 +366,9 @@
         </w:tc>
       </w:tr>
       <w:tr>
+        <w:trPr>
+          <w:cantSplit/>
+        </w:trPr>
         <w:tc>
           <w:tcPr>
             <w:tcW w:type="dxa" w:w="583"/>
@@ -505,6 +515,9 @@
         </w:tc>
       </w:tr>
       <w:tr>
+        <w:trPr>
+          <w:cantSplit/>
+        </w:trPr>
         <w:tc>
           <w:tcPr>
             <w:tcW w:type="dxa" w:w="583"/>
@@ -685,6 +698,9 @@
         </w:tc>
       </w:tr>
       <w:tr>
+        <w:trPr>
+          <w:cantSplit/>
+        </w:trPr>
         <w:tc>
           <w:tcPr>
             <w:tcW w:type="dxa" w:w="583"/>
@@ -891,6 +907,9 @@
         </w:tc>
       </w:tr>
       <w:tr>
+        <w:trPr>
+          <w:cantSplit/>
+        </w:trPr>
         <w:tc>
           <w:tcPr>
             <w:tcW w:type="dxa" w:w="583"/>
@@ -1009,6 +1028,9 @@
         </w:tc>
       </w:tr>
       <w:tr>
+        <w:trPr>
+          <w:cantSplit/>
+        </w:trPr>
         <w:tc>
           <w:tcPr>
             <w:tcW w:type="dxa" w:w="583"/>
@@ -1127,6 +1149,9 @@
         </w:tc>
       </w:tr>
       <w:tr>
+        <w:trPr>
+          <w:cantSplit/>
+        </w:trPr>
         <w:tc>
           <w:tcPr>
             <w:tcW w:type="dxa" w:w="583"/>
@@ -1245,6 +1270,9 @@
         </w:tc>
       </w:tr>
       <w:tr>
+        <w:trPr>
+          <w:cantSplit/>
+        </w:trPr>
         <w:tc>
           <w:tcPr>
             <w:tcW w:type="dxa" w:w="583"/>
@@ -1363,6 +1391,9 @@
         </w:tc>
       </w:tr>
       <w:tr>
+        <w:trPr>
+          <w:cantSplit/>
+        </w:trPr>
         <w:tc>
           <w:tcPr>
             <w:tcW w:type="dxa" w:w="583"/>
@@ -1557,6 +1588,9 @@
         </w:tc>
       </w:tr>
       <w:tr>
+        <w:trPr>
+          <w:cantSplit/>
+        </w:trPr>
         <w:tc>
           <w:tcPr>
             <w:tcW w:type="dxa" w:w="583"/>
@@ -1675,6 +1709,9 @@
         </w:tc>
       </w:tr>
       <w:tr>
+        <w:trPr>
+          <w:cantSplit/>
+        </w:trPr>
         <w:tc>
           <w:tcPr>
             <w:tcW w:type="dxa" w:w="583"/>
@@ -1809,6 +1846,9 @@
         </w:tc>
       </w:tr>
       <w:tr>
+        <w:trPr>
+          <w:cantSplit/>
+        </w:trPr>
         <w:tc>
           <w:tcPr>
             <w:tcW w:type="dxa" w:w="583"/>
@@ -1935,6 +1975,9 @@
         </w:tc>
       </w:tr>
       <w:tr>
+        <w:trPr>
+          <w:cantSplit/>
+        </w:trPr>
         <w:tc>
           <w:tcPr>
             <w:tcW w:type="dxa" w:w="583"/>
@@ -2376,6 +2419,9 @@
         </w:tc>
       </w:tr>
       <w:tr>
+        <w:trPr>
+          <w:cantSplit/>
+        </w:trPr>
         <w:tc>
           <w:tcPr>
             <w:tcW w:type="dxa" w:w="583"/>
@@ -2463,6 +2509,9 @@
         </w:tc>
       </w:tr>
       <w:tr>
+        <w:trPr>
+          <w:cantSplit/>
+        </w:trPr>
         <w:tc>
           <w:tcPr>
             <w:tcW w:type="dxa" w:w="583"/>
@@ -2550,6 +2599,9 @@
         </w:tc>
       </w:tr>
       <w:tr>
+        <w:trPr>
+          <w:cantSplit/>
+        </w:trPr>
         <w:tc>
           <w:tcPr>
             <w:tcW w:type="dxa" w:w="583"/>
@@ -2637,6 +2689,9 @@
         </w:tc>
       </w:tr>
       <w:tr>
+        <w:trPr>
+          <w:cantSplit/>
+        </w:trPr>
         <w:tc>
           <w:tcPr>
             <w:tcW w:type="dxa" w:w="583"/>
@@ -2724,6 +2779,9 @@
         </w:tc>
       </w:tr>
       <w:tr>
+        <w:trPr>
+          <w:cantSplit/>
+        </w:trPr>
         <w:tc>
           <w:tcPr>
             <w:tcW w:type="dxa" w:w="583"/>
@@ -2811,6 +2869,9 @@
         </w:tc>
       </w:tr>
       <w:tr>
+        <w:trPr>
+          <w:cantSplit/>
+        </w:trPr>
         <w:tc>
           <w:tcPr>
             <w:tcW w:type="dxa" w:w="583"/>
@@ -2898,6 +2959,9 @@
         </w:tc>
       </w:tr>
       <w:tr>
+        <w:trPr>
+          <w:cantSplit/>
+        </w:trPr>
         <w:tc>
           <w:tcPr>
             <w:tcW w:type="dxa" w:w="583"/>
@@ -2985,6 +3049,9 @@
         </w:tc>
       </w:tr>
       <w:tr>
+        <w:trPr>
+          <w:cantSplit/>
+        </w:trPr>
         <w:tc>
           <w:tcPr>
             <w:tcW w:type="dxa" w:w="583"/>
@@ -3072,6 +3139,9 @@
         </w:tc>
       </w:tr>
       <w:tr>
+        <w:trPr>
+          <w:cantSplit/>
+        </w:trPr>
         <w:tc>
           <w:tcPr>
             <w:tcW w:type="dxa" w:w="583"/>
@@ -3159,6 +3229,9 @@
         </w:tc>
       </w:tr>
       <w:tr>
+        <w:trPr>
+          <w:cantSplit/>
+        </w:trPr>
         <w:tc>
           <w:tcPr>
             <w:tcW w:type="dxa" w:w="583"/>
@@ -3262,6 +3335,9 @@
         </w:tc>
       </w:tr>
       <w:tr>
+        <w:trPr>
+          <w:cantSplit/>
+        </w:trPr>
         <w:tc>
           <w:tcPr>
             <w:tcW w:type="dxa" w:w="583"/>
@@ -3452,6 +3528,9 @@
         </w:tc>
       </w:tr>
       <w:tr>
+        <w:trPr>
+          <w:cantSplit/>
+        </w:trPr>
         <w:tc>
           <w:tcPr>
             <w:tcW w:type="dxa" w:w="583"/>
@@ -3554,6 +3633,9 @@
         </w:tc>
       </w:tr>
       <w:tr>
+        <w:trPr>
+          <w:cantSplit/>
+        </w:trPr>
         <w:tc>
           <w:tcPr>
             <w:tcW w:type="dxa" w:w="583"/>
@@ -3656,6 +3738,9 @@
         </w:tc>
       </w:tr>
       <w:tr>
+        <w:trPr>
+          <w:cantSplit/>
+        </w:trPr>
         <w:tc>
           <w:tcPr>
             <w:tcW w:type="dxa" w:w="583"/>
@@ -3736,6 +3821,9 @@
         </w:tc>
       </w:tr>
       <w:tr>
+        <w:trPr>
+          <w:cantSplit/>
+        </w:trPr>
         <w:tc>
           <w:tcPr>
             <w:tcW w:type="dxa" w:w="583"/>
@@ -3810,7 +3898,7 @@
                 <w:sz w:val="28"/>
                 <w:u w:val="none"/>
               </w:rPr>
-              <w:t>The reference list of 107 sources is sufficient and appropriate to the subject.</w:t>
+              <w:t>The reference list of 99 sources is sufficient and appropriate to the subject.</w:t>
             </w:r>
           </w:p>
           <w:p>
@@ -3832,6 +3920,9 @@
         </w:tc>
       </w:tr>
       <w:tr>
+        <w:trPr>
+          <w:cantSplit/>
+        </w:trPr>
         <w:tc>
           <w:tcPr>
             <w:tcW w:type="dxa" w:w="583"/>
@@ -3994,6 +4085,9 @@
         </w:tc>
       </w:tr>
       <w:tr>
+        <w:trPr>
+          <w:cantSplit/>
+        </w:trPr>
         <w:tc>
           <w:tcPr>
             <w:tcW w:type="dxa" w:w="583"/>
@@ -4096,6 +4190,9 @@
         </w:tc>
       </w:tr>
       <w:tr>
+        <w:trPr>
+          <w:cantSplit/>
+        </w:trPr>
         <w:tc>
           <w:tcPr>
             <w:tcW w:type="dxa" w:w="583"/>
@@ -4214,6 +4311,9 @@
         </w:tc>
       </w:tr>
       <w:tr>
+        <w:trPr>
+          <w:cantSplit/>
+        </w:trPr>
         <w:tc>
           <w:tcPr>
             <w:tcW w:type="dxa" w:w="583"/>
@@ -4372,7 +4472,7 @@
                 <w:sz w:val="28"/>
                 <w:u w:val="none"/>
               </w:rPr>
-              <w:t>The volume is set out on 265 pages, contains 42 tables, 26 figures and two diagrams, and draws on 107 sources; the notation is consistent, the abbreviations are declared in a dedicated register, the illustrations are legible and numbered in document order, and the formatting conforms to the applicable state standard.</w:t>
+              <w:t>The volume is set out on 117 pages, contains 19 tables, 16 figures and four diagrams, and draws on 99 sources; the notation is consistent, the abbreviations are declared in a dedicated register, the illustrations are legible and numbered in document order, and the formatting conforms to the applicable state standard.</w:t>
             </w:r>
           </w:p>
           <w:p>
@@ -4394,6 +4494,9 @@
         </w:tc>
       </w:tr>
       <w:tr>
+        <w:trPr>
+          <w:cantSplit/>
+        </w:trPr>
         <w:tc>
           <w:tcPr>
             <w:tcW w:type="dxa" w:w="583"/>
@@ -4522,6 +4625,9 @@
         </w:tc>
       </w:tr>
       <w:tr>
+        <w:trPr>
+          <w:cantSplit/>
+        </w:trPr>
         <w:tc>
           <w:tcPr>
             <w:tcW w:type="dxa" w:w="583"/>
@@ -4766,6 +4872,9 @@
         </w:tc>
       </w:tr>
       <w:tr>
+        <w:trPr>
+          <w:cantSplit/>
+        </w:trPr>
         <w:tc>
           <w:tcPr>
             <w:tcW w:type="dxa" w:w="583"/>

--- a/defense/docs/reviews/official_reviewer_review_en.docx
+++ b/defense/docs/reviews/official_reviewer_review_en.docx
@@ -3898,7 +3898,7 @@
                 <w:sz w:val="28"/>
                 <w:u w:val="none"/>
               </w:rPr>
-              <w:t>The reference list of 99 sources is sufficient and appropriate to the subject.</w:t>
+              <w:t>The reference list of 102 sources is sufficient and appropriate to the subject.</w:t>
             </w:r>
           </w:p>
           <w:p>
@@ -4472,7 +4472,7 @@
                 <w:sz w:val="28"/>
                 <w:u w:val="none"/>
               </w:rPr>
-              <w:t>The volume is set out on 117 pages, contains 19 tables, 16 figures and four diagrams, and draws on 99 sources; the notation is consistent, the abbreviations are declared in a dedicated register, the illustrations are legible and numbered in document order, and the formatting conforms to the applicable state standard.</w:t>
+              <w:t>The volume is set out on 118 pages, contains 19 tables, 16 figures and four diagrams, and draws on 102 sources; the notation is consistent, the abbreviations are declared in a dedicated register, the illustrations are legible and numbered in document order, and the formatting conforms to the applicable state standard.</w:t>
             </w:r>
           </w:p>
           <w:p>

--- a/defense/docs/reviews/official_reviewer_review_en.docx
+++ b/defense/docs/reviews/official_reviewer_review_en.docx
@@ -5040,7 +5040,7 @@
           <w:sz w:val="28"/>
           <w:u w:val="none"/>
         </w:rPr>
-        <w:t>PhD, Assistant Professor</w:t>
+        <w:t>PhD, Associate Professor</w:t>
       </w:r>
     </w:p>
     <w:p>

--- a/defense/docs/reviews/official_reviewer_review_en.docx
+++ b/defense/docs/reviews/official_reviewer_review_en.docx
@@ -4472,7 +4472,7 @@
                 <w:sz w:val="28"/>
                 <w:u w:val="none"/>
               </w:rPr>
-              <w:t>The volume is set out on 118 pages, contains 19 tables, 16 figures and four diagrams, and draws on 102 sources; the notation is consistent, the abbreviations are declared in a dedicated register, the illustrations are legible and numbered in document order, and the formatting conforms to the applicable state standard.</w:t>
+              <w:t>The volume is set out on 113 pages, contains 19 tables, 16 figures and four diagrams, and draws on 102 sources; the notation is consistent, the abbreviations are declared in a dedicated register, the illustrations are legible and numbered in document order, and the formatting conforms to the applicable state standard.</w:t>
             </w:r>
           </w:p>
           <w:p>

--- a/defense/docs/reviews/official_reviewer_review_en.docx
+++ b/defense/docs/reviews/official_reviewer_review_en.docx
@@ -32,7 +32,7 @@
           <w:sz w:val="28"/>
           <w:u w:val="none"/>
         </w:rPr>
-        <w:t>on the dissertation work of Yesmukhamedov Nurmaganbet Seitkaliuly on the topic «Computer System for Processing and Analysis of Eye Data to Support Laser Coagulation in the Treatment of Diabetic Retinopathy», provided for the degree of Doctor of Philosophy (PhD) in the educational program: 8D06102 — Computer and Software Engineering</w:t>
+        <w:t>on the dissertation work of Yesmukhamedov Nurmaganbet Seitkaliuly on the topic «Information system for automatic detection of retinal diseases based on deep learning using optical coherence tomography images», provided for the degree of Doctor of Philosophy (PhD) in the educational program: 8D06102 — Computer and Software Engineering</w:t>
       </w:r>
     </w:p>
     <w:tbl>
@@ -5006,7 +5006,7 @@
           <w:sz w:val="28"/>
           <w:u w:val="none"/>
         </w:rPr>
-        <w:t xml:space="preserve"> on the topic «Computer System for Processing and Analysis of Eye Data to Support Laser Coagulation in the Treatment of Diabetic Retinopathy» is a completed independent piece of scientific research, which meets the requirements of the Rules for awarding degrees, and its author deserves to be petitioned before the Committee for the award of the degree of Doctor of Philosophy (PhD) in the educational program 8D06102 — Computer and Software Engineering.</w:t>
+        <w:t xml:space="preserve"> on the topic «Information system for automatic detection of retinal diseases based on deep learning using optical coherence tomography images» is a completed independent piece of scientific research, which meets the requirements of the Rules for awarding degrees, and its author deserves to be petitioned before the Committee for the award of the degree of Doctor of Philosophy (PhD) in the educational program 8D06102 — Computer and Software Engineering.</w:t>
       </w:r>
     </w:p>
     <w:p>
